--- a/03-Communication-and-Teamwork/Meetings/Minutes/Team-Meetings/Meeting Minutes 2025-04-22 (Team).docx
+++ b/03-Communication-and-Teamwork/Meetings/Minutes/Team-Meetings/Meeting Minutes 2025-04-22 (Team).docx
@@ -264,7 +264,7 @@
           <w:p>
             <w:pPr>
               <w:rPr>
-                <w:rFonts w:ascii="Calibri" w:hAnsi="Calibri" w:cs="Calibri"/>
+                <w:rFonts w:ascii="Calibri" w:eastAsia="Calibri" w:hAnsi="Calibri" w:cs="Calibri"/>
               </w:rPr>
             </w:pPr>
             <w:r>
@@ -277,9 +277,10 @@
             </w:r>
             <w:r>
               <w:rPr>
-                <w:rFonts w:ascii="Calibri" w:hAnsi="Calibri" w:cs="Calibri"/>
-              </w:rPr>
-              <w:t>Voice Call</w:t>
+                <w:rFonts w:ascii="Calibri" w:eastAsia="Calibri" w:hAnsi="Calibri" w:cs="Calibri"/>
+                <w:color w:val="000000" w:themeColor="text1"/>
+              </w:rPr>
+              <w:t>Online (Discord)</w:t>
             </w:r>
           </w:p>
         </w:tc>
@@ -1117,7 +1118,6 @@
           <w:rFonts w:ascii="Calibri" w:hAnsi="Calibri" w:cs="Calibri"/>
           <w:b/>
         </w:rPr>
-        <w:lastRenderedPageBreak/>
         <w:t>Agenda</w:t>
       </w:r>
     </w:p>
@@ -1349,7 +1349,13 @@
               <w:rPr>
                 <w:rFonts w:ascii="Calibri" w:hAnsi="Calibri" w:cs="Calibri"/>
               </w:rPr>
-              <w:t>Rate issues and/or concerns</w:t>
+              <w:t>Raise</w:t>
+            </w:r>
+            <w:r>
+              <w:rPr>
+                <w:rFonts w:ascii="Calibri" w:hAnsi="Calibri" w:cs="Calibri"/>
+              </w:rPr>
+              <w:t xml:space="preserve"> issues and/or concerns</w:t>
             </w:r>
           </w:p>
         </w:tc>
@@ -1965,19 +1971,7 @@
               <w:rPr>
                 <w:rFonts w:ascii="Calibri" w:hAnsi="Calibri" w:cs="Calibri"/>
               </w:rPr>
-              <w:t>22/04/</w:t>
-            </w:r>
-            <w:r>
-              <w:rPr>
-                <w:rFonts w:ascii="Calibri" w:hAnsi="Calibri" w:cs="Calibri"/>
-              </w:rPr>
-              <w:t>20</w:t>
-            </w:r>
-            <w:r>
-              <w:rPr>
-                <w:rFonts w:ascii="Calibri" w:hAnsi="Calibri" w:cs="Calibri"/>
-              </w:rPr>
-              <w:t>25</w:t>
+              <w:t>Completed</w:t>
             </w:r>
           </w:p>
         </w:tc>
@@ -2523,7 +2517,6 @@
           <w:rFonts w:ascii="Calibri" w:hAnsi="Calibri" w:cs="Calibri"/>
           <w:b/>
         </w:rPr>
-        <w:lastRenderedPageBreak/>
         <w:t>Next Meeting</w:t>
       </w:r>
       <w:r>
@@ -6989,7 +6982,7 @@
       </w:tcPr>
     </w:tblStylePr>
   </w:style>
-  <w:style w:type="table" w:styleId="GridTable1LightAccent2">
+  <w:style w:type="table" w:styleId="GridTable1Light-Accent2">
     <w:name w:val="Grid Table 1 Light Accent 2"/>
     <w:basedOn w:val="TableNormal"/>
     <w:uiPriority w:val="99"/>
@@ -9719,7 +9712,7 @@
       </w:tcPr>
     </w:tblStylePr>
   </w:style>
-  <w:style w:type="table" w:styleId="GridTable6Colourful">
+  <w:style w:type="table" w:styleId="GridTable6Colorful">
     <w:name w:val="Grid Table 6 Colorful"/>
     <w:basedOn w:val="TableNormal"/>
     <w:uiPriority w:val="99"/>
@@ -9790,7 +9783,7 @@
       </w:rPr>
     </w:tblStylePr>
   </w:style>
-  <w:style w:type="table" w:styleId="GridTable6ColourfulAccent1">
+  <w:style w:type="table" w:styleId="GridTable6Colorful-Accent1">
     <w:name w:val="Grid Table 6 Colorful Accent 1"/>
     <w:basedOn w:val="TableNormal"/>
     <w:uiPriority w:val="99"/>
@@ -9861,7 +9854,7 @@
       </w:rPr>
     </w:tblStylePr>
   </w:style>
-  <w:style w:type="table" w:styleId="GridTable6ColourfulAccent2">
+  <w:style w:type="table" w:styleId="GridTable6Colorful-Accent2">
     <w:name w:val="Grid Table 6 Colorful Accent 2"/>
     <w:basedOn w:val="TableNormal"/>
     <w:uiPriority w:val="99"/>
@@ -9932,7 +9925,7 @@
       </w:rPr>
     </w:tblStylePr>
   </w:style>
-  <w:style w:type="table" w:styleId="GridTable6ColourfulAccent3">
+  <w:style w:type="table" w:styleId="GridTable6Colorful-Accent3">
     <w:name w:val="Grid Table 6 Colorful Accent 3"/>
     <w:basedOn w:val="TableNormal"/>
     <w:uiPriority w:val="99"/>
@@ -10003,7 +9996,7 @@
       </w:rPr>
     </w:tblStylePr>
   </w:style>
-  <w:style w:type="table" w:styleId="GridTable6ColourfulAccent4">
+  <w:style w:type="table" w:styleId="GridTable6Colorful-Accent4">
     <w:name w:val="Grid Table 6 Colorful Accent 4"/>
     <w:basedOn w:val="TableNormal"/>
     <w:uiPriority w:val="99"/>
@@ -10074,7 +10067,7 @@
       </w:rPr>
     </w:tblStylePr>
   </w:style>
-  <w:style w:type="table" w:styleId="GridTable6ColourfulAccent5">
+  <w:style w:type="table" w:styleId="GridTable6Colorful-Accent5">
     <w:name w:val="Grid Table 6 Colorful Accent 5"/>
     <w:basedOn w:val="TableNormal"/>
     <w:uiPriority w:val="99"/>
@@ -10145,7 +10138,7 @@
       </w:rPr>
     </w:tblStylePr>
   </w:style>
-  <w:style w:type="table" w:styleId="GridTable6ColourfulAccent6">
+  <w:style w:type="table" w:styleId="GridTable6Colorful-Accent6">
     <w:name w:val="Grid Table 6 Colorful Accent 6"/>
     <w:basedOn w:val="TableNormal"/>
     <w:uiPriority w:val="99"/>
@@ -10216,7 +10209,7 @@
       </w:rPr>
     </w:tblStylePr>
   </w:style>
-  <w:style w:type="table" w:styleId="GridTable7Colourful">
+  <w:style w:type="table" w:styleId="GridTable7Colorful">
     <w:name w:val="Grid Table 7 Colorful"/>
     <w:basedOn w:val="TableNormal"/>
     <w:uiPriority w:val="99"/>
@@ -10330,7 +10323,7 @@
       </w:rPr>
     </w:tblStylePr>
   </w:style>
-  <w:style w:type="table" w:styleId="GridTable7ColourfulAccent1">
+  <w:style w:type="table" w:styleId="GridTable7Colorful-Accent1">
     <w:name w:val="Grid Table 7 Colorful Accent 1"/>
     <w:basedOn w:val="TableNormal"/>
     <w:uiPriority w:val="99"/>
@@ -10444,7 +10437,7 @@
       </w:rPr>
     </w:tblStylePr>
   </w:style>
-  <w:style w:type="table" w:styleId="GridTable7ColourfulAccent2">
+  <w:style w:type="table" w:styleId="GridTable7Colorful-Accent2">
     <w:name w:val="Grid Table 7 Colorful Accent 2"/>
     <w:basedOn w:val="TableNormal"/>
     <w:uiPriority w:val="99"/>
@@ -10558,7 +10551,7 @@
       </w:rPr>
     </w:tblStylePr>
   </w:style>
-  <w:style w:type="table" w:styleId="GridTable7ColourfulAccent3">
+  <w:style w:type="table" w:styleId="GridTable7Colorful-Accent3">
     <w:name w:val="Grid Table 7 Colorful Accent 3"/>
     <w:basedOn w:val="TableNormal"/>
     <w:uiPriority w:val="99"/>
@@ -10672,7 +10665,7 @@
       </w:rPr>
     </w:tblStylePr>
   </w:style>
-  <w:style w:type="table" w:styleId="GridTable7ColourfulAccent4">
+  <w:style w:type="table" w:styleId="GridTable7Colorful-Accent4">
     <w:name w:val="Grid Table 7 Colorful Accent 4"/>
     <w:basedOn w:val="TableNormal"/>
     <w:uiPriority w:val="99"/>
@@ -10786,7 +10779,7 @@
       </w:rPr>
     </w:tblStylePr>
   </w:style>
-  <w:style w:type="table" w:styleId="GridTable7ColourfulAccent5">
+  <w:style w:type="table" w:styleId="GridTable7Colorful-Accent5">
     <w:name w:val="Grid Table 7 Colorful Accent 5"/>
     <w:basedOn w:val="TableNormal"/>
     <w:uiPriority w:val="99"/>
@@ -10900,7 +10893,7 @@
       </w:rPr>
     </w:tblStylePr>
   </w:style>
-  <w:style w:type="table" w:styleId="GridTable7ColourfulAccent6">
+  <w:style w:type="table" w:styleId="GridTable7Colorful-Accent6">
     <w:name w:val="Grid Table 7 Colorful Accent 6"/>
     <w:basedOn w:val="TableNormal"/>
     <w:uiPriority w:val="99"/>
@@ -13765,7 +13758,7 @@
       </w:tcPr>
     </w:tblStylePr>
   </w:style>
-  <w:style w:type="table" w:styleId="ListTable6Colourful">
+  <w:style w:type="table" w:styleId="ListTable6Colorful">
     <w:name w:val="List Table 6 Colorful"/>
     <w:basedOn w:val="TableNormal"/>
     <w:uiPriority w:val="99"/>
@@ -13838,7 +13831,7 @@
       </w:rPr>
     </w:tblStylePr>
   </w:style>
-  <w:style w:type="table" w:styleId="ListTable6ColourfulAccent1">
+  <w:style w:type="table" w:styleId="ListTable6Colorful-Accent1">
     <w:name w:val="List Table 6 Colorful Accent 1"/>
     <w:basedOn w:val="TableNormal"/>
     <w:uiPriority w:val="99"/>
@@ -13911,7 +13904,7 @@
       </w:rPr>
     </w:tblStylePr>
   </w:style>
-  <w:style w:type="table" w:styleId="ListTable6ColourfulAccent2">
+  <w:style w:type="table" w:styleId="ListTable6Colorful-Accent2">
     <w:name w:val="List Table 6 Colorful Accent 2"/>
     <w:basedOn w:val="TableNormal"/>
     <w:uiPriority w:val="99"/>
@@ -13984,7 +13977,7 @@
       </w:rPr>
     </w:tblStylePr>
   </w:style>
-  <w:style w:type="table" w:styleId="ListTable6ColourfulAccent3">
+  <w:style w:type="table" w:styleId="ListTable6Colorful-Accent3">
     <w:name w:val="List Table 6 Colorful Accent 3"/>
     <w:basedOn w:val="TableNormal"/>
     <w:uiPriority w:val="99"/>
@@ -14057,7 +14050,7 @@
       </w:rPr>
     </w:tblStylePr>
   </w:style>
-  <w:style w:type="table" w:styleId="ListTable6ColourfulAccent4">
+  <w:style w:type="table" w:styleId="ListTable6Colorful-Accent4">
     <w:name w:val="List Table 6 Colorful Accent 4"/>
     <w:basedOn w:val="TableNormal"/>
     <w:uiPriority w:val="99"/>
@@ -14130,7 +14123,7 @@
       </w:rPr>
     </w:tblStylePr>
   </w:style>
-  <w:style w:type="table" w:styleId="ListTable6ColourfulAccent5">
+  <w:style w:type="table" w:styleId="ListTable6Colorful-Accent5">
     <w:name w:val="List Table 6 Colorful Accent 5"/>
     <w:basedOn w:val="TableNormal"/>
     <w:uiPriority w:val="99"/>
@@ -14203,7 +14196,7 @@
       </w:rPr>
     </w:tblStylePr>
   </w:style>
-  <w:style w:type="table" w:styleId="ListTable6ColourfulAccent6">
+  <w:style w:type="table" w:styleId="ListTable6Colorful-Accent6">
     <w:name w:val="List Table 6 Colorful Accent 6"/>
     <w:basedOn w:val="TableNormal"/>
     <w:uiPriority w:val="99"/>
@@ -14276,7 +14269,7 @@
       </w:rPr>
     </w:tblStylePr>
   </w:style>
-  <w:style w:type="table" w:styleId="ListTable7Colourful">
+  <w:style w:type="table" w:styleId="ListTable7Colorful">
     <w:name w:val="List Table 7 Colorful"/>
     <w:basedOn w:val="TableNormal"/>
     <w:uiPriority w:val="99"/>
@@ -14387,7 +14380,7 @@
       </w:rPr>
     </w:tblStylePr>
   </w:style>
-  <w:style w:type="table" w:styleId="ListTable7ColourfulAccent1">
+  <w:style w:type="table" w:styleId="ListTable7Colorful-Accent1">
     <w:name w:val="List Table 7 Colorful Accent 1"/>
     <w:basedOn w:val="TableNormal"/>
     <w:uiPriority w:val="99"/>
@@ -14498,7 +14491,7 @@
       </w:rPr>
     </w:tblStylePr>
   </w:style>
-  <w:style w:type="table" w:styleId="ListTable7ColourfulAccent2">
+  <w:style w:type="table" w:styleId="ListTable7Colorful-Accent2">
     <w:name w:val="List Table 7 Colorful Accent 2"/>
     <w:basedOn w:val="TableNormal"/>
     <w:uiPriority w:val="99"/>
@@ -14609,7 +14602,7 @@
       </w:rPr>
     </w:tblStylePr>
   </w:style>
-  <w:style w:type="table" w:styleId="ListTable7ColourfulAccent3">
+  <w:style w:type="table" w:styleId="ListTable7Colorful-Accent3">
     <w:name w:val="List Table 7 Colorful Accent 3"/>
     <w:basedOn w:val="TableNormal"/>
     <w:uiPriority w:val="99"/>
@@ -14720,7 +14713,7 @@
       </w:rPr>
     </w:tblStylePr>
   </w:style>
-  <w:style w:type="table" w:styleId="ListTable7ColourfulAccent4">
+  <w:style w:type="table" w:styleId="ListTable7Colorful-Accent4">
     <w:name w:val="List Table 7 Colorful Accent 4"/>
     <w:basedOn w:val="TableNormal"/>
     <w:uiPriority w:val="99"/>
@@ -14831,7 +14824,7 @@
       </w:rPr>
     </w:tblStylePr>
   </w:style>
-  <w:style w:type="table" w:styleId="ListTable7ColourfulAccent5">
+  <w:style w:type="table" w:styleId="ListTable7Colorful-Accent5">
     <w:name w:val="List Table 7 Colorful Accent 5"/>
     <w:basedOn w:val="TableNormal"/>
     <w:uiPriority w:val="99"/>
@@ -14942,7 +14935,7 @@
       </w:rPr>
     </w:tblStylePr>
   </w:style>
-  <w:style w:type="table" w:styleId="ListTable7ColourfulAccent6">
+  <w:style w:type="table" w:styleId="ListTable7Colorful-Accent6">
     <w:name w:val="List Table 7 Colorful Accent 6"/>
     <w:basedOn w:val="TableNormal"/>
     <w:uiPriority w:val="99"/>

--- a/03-Communication-and-Teamwork/Meetings/Minutes/Team-Meetings/Meeting Minutes 2025-04-22 (Team).docx
+++ b/03-Communication-and-Teamwork/Meetings/Minutes/Team-Meetings/Meeting Minutes 2025-04-22 (Team).docx
@@ -2,13 +2,6 @@
 <file path=word/document.xml><?xml version="1.0" encoding="utf-8"?>
 <w:document xmlns:wpc="http://schemas.microsoft.com/office/word/2010/wordprocessingCanvas" xmlns:cx="http://schemas.microsoft.com/office/drawing/2014/chartex" xmlns:cx1="http://schemas.microsoft.com/office/drawing/2015/9/8/chartex" xmlns:cx2="http://schemas.microsoft.com/office/drawing/2015/10/21/chartex" xmlns:cx3="http://schemas.microsoft.com/office/drawing/2016/5/9/chartex" xmlns:cx4="http://schemas.microsoft.com/office/drawing/2016/5/10/chartex" xmlns:cx5="http://schemas.microsoft.com/office/drawing/2016/5/11/chartex" xmlns:cx6="http://schemas.microsoft.com/office/drawing/2016/5/12/chartex" xmlns:cx7="http://schemas.microsoft.com/office/drawing/2016/5/13/chartex" xmlns:cx8="http://schemas.microsoft.com/office/drawing/2016/5/14/chartex" xmlns:mc="http://schemas.openxmlformats.org/markup-compatibility/2006" xmlns:aink="http://schemas.microsoft.com/office/drawing/2016/ink" xmlns:am3d="http://schemas.microsoft.com/office/drawing/2017/model3d" xmlns:o="urn:schemas-microsoft-com:office:office" xmlns:oel="http://schemas.microsoft.com/office/2019/extlst" xmlns:r="http://schemas.openxmlformats.org/officeDocument/2006/relationships" xmlns:m="http://schemas.openxmlformats.org/officeDocument/2006/math" xmlns:v="urn:schemas-microsoft-com:vml" xmlns:wp14="http://schemas.microsoft.com/office/word/2010/wordprocessingDrawing" xmlns:wp="http://schemas.openxmlformats.org/drawingml/2006/wordprocessingDrawing" xmlns:w10="urn:schemas-microsoft-com:office:word" xmlns:w="http://schemas.openxmlformats.org/wordprocessingml/2006/main" xmlns:w14="http://schemas.microsoft.com/office/word/2010/wordml" xmlns:w15="http://schemas.microsoft.com/office/word/2012/wordml" xmlns:w16cex="http://schemas.microsoft.com/office/word/2018/wordml/cex" xmlns:w16cid="http://schemas.microsoft.com/office/word/2016/wordml/cid" xmlns:w16="http://schemas.microsoft.com/office/word/2018/wordml" xmlns:w16du="http://schemas.microsoft.com/office/word/2023/wordml/word16du" xmlns:w16sdtdh="http://schemas.microsoft.com/office/word/2020/wordml/sdtdatahash" xmlns:w16sdtfl="http://schemas.microsoft.com/office/word/2024/wordml/sdtformatlock" xmlns:w16se="http://schemas.microsoft.com/office/word/2015/wordml/symex" xmlns:wpg="http://schemas.microsoft.com/office/word/2010/wordprocessingGroup" xmlns:wpi="http://schemas.microsoft.com/office/word/2010/wordprocessingInk" xmlns:wne="http://schemas.microsoft.com/office/word/2006/wordml" xmlns:wps="http://schemas.microsoft.com/office/word/2010/wordprocessingShape" mc:Ignorable="w14 w15 w16se w16cid w16 w16cex w16sdtdh w16sdtfl w16du wp14">
   <w:body>
-    <w:p>
-      <w:pPr>
-        <w:rPr>
-          <w:rFonts w:ascii="Calibri" w:hAnsi="Calibri" w:cs="Calibri"/>
-        </w:rPr>
-      </w:pPr>
-    </w:p>
     <w:p>
       <w:pPr>
         <w:jc w:val="center"/>
@@ -280,7 +273,7 @@
                 <w:rFonts w:ascii="Calibri" w:eastAsia="Calibri" w:hAnsi="Calibri" w:cs="Calibri"/>
                 <w:color w:val="000000" w:themeColor="text1"/>
               </w:rPr>
-              <w:t>Online (Discord)</w:t>
+              <w:t>Online</w:t>
             </w:r>
           </w:p>
         </w:tc>
@@ -453,7 +446,14 @@
                 <w:rFonts w:ascii="Calibri" w:hAnsi="Calibri" w:cs="Calibri"/>
                 <w:bCs/>
               </w:rPr>
-              <w:t>1.0</w:t>
+              <w:t>1.</w:t>
+            </w:r>
+            <w:r>
+              <w:rPr>
+                <w:rFonts w:ascii="Calibri" w:hAnsi="Calibri" w:cs="Calibri"/>
+                <w:bCs/>
+              </w:rPr>
+              <w:t>1</w:t>
             </w:r>
           </w:p>
         </w:tc>
@@ -569,12 +569,16 @@
             <w:pPr>
               <w:rPr>
                 <w:rFonts w:ascii="Calibri" w:hAnsi="Calibri" w:cs="Calibri"/>
+                <w:b/>
+                <w:bCs/>
                 <w:i/>
               </w:rPr>
             </w:pPr>
             <w:r>
               <w:rPr>
                 <w:rFonts w:ascii="Calibri" w:hAnsi="Calibri" w:cs="Calibri"/>
+                <w:b/>
+                <w:bCs/>
                 <w:i/>
               </w:rPr>
               <w:t>Names</w:t>
@@ -590,12 +594,16 @@
             <w:pPr>
               <w:rPr>
                 <w:rFonts w:ascii="Calibri" w:hAnsi="Calibri" w:cs="Calibri"/>
+                <w:b/>
+                <w:bCs/>
                 <w:i/>
               </w:rPr>
             </w:pPr>
             <w:r>
               <w:rPr>
                 <w:rFonts w:ascii="Calibri" w:hAnsi="Calibri" w:cs="Calibri"/>
+                <w:b/>
+                <w:bCs/>
                 <w:i/>
               </w:rPr>
               <w:t>Representing</w:t>
@@ -638,7 +646,13 @@
               <w:rPr>
                 <w:rFonts w:ascii="Calibri" w:hAnsi="Calibri" w:cs="Calibri"/>
               </w:rPr>
-              <w:t>Team Leader</w:t>
+              <w:t>Project</w:t>
+            </w:r>
+            <w:r>
+              <w:rPr>
+                <w:rFonts w:ascii="Calibri" w:hAnsi="Calibri" w:cs="Calibri"/>
+              </w:rPr>
+              <w:t xml:space="preserve"> Leader</w:t>
             </w:r>
           </w:p>
         </w:tc>
@@ -677,7 +691,13 @@
               <w:rPr>
                 <w:rFonts w:ascii="Calibri" w:hAnsi="Calibri" w:cs="Calibri"/>
               </w:rPr>
-              <w:t>Team Member</w:t>
+              <w:t>Project</w:t>
+            </w:r>
+            <w:r>
+              <w:rPr>
+                <w:rFonts w:ascii="Calibri" w:hAnsi="Calibri" w:cs="Calibri"/>
+              </w:rPr>
+              <w:t xml:space="preserve"> Member</w:t>
             </w:r>
           </w:p>
         </w:tc>
@@ -715,7 +735,13 @@
               <w:rPr>
                 <w:rFonts w:ascii="Calibri" w:hAnsi="Calibri" w:cs="Calibri"/>
               </w:rPr>
-              <w:t>Team Member</w:t>
+              <w:t>Project</w:t>
+            </w:r>
+            <w:r>
+              <w:rPr>
+                <w:rFonts w:ascii="Calibri" w:hAnsi="Calibri" w:cs="Calibri"/>
+              </w:rPr>
+              <w:t xml:space="preserve"> Member</w:t>
             </w:r>
           </w:p>
         </w:tc>
@@ -753,7 +779,13 @@
               <w:rPr>
                 <w:rFonts w:ascii="Calibri" w:hAnsi="Calibri" w:cs="Calibri"/>
               </w:rPr>
-              <w:t>Team Member</w:t>
+              <w:t>Project</w:t>
+            </w:r>
+            <w:r>
+              <w:rPr>
+                <w:rFonts w:ascii="Calibri" w:hAnsi="Calibri" w:cs="Calibri"/>
+              </w:rPr>
+              <w:t xml:space="preserve"> Member</w:t>
             </w:r>
           </w:p>
         </w:tc>
@@ -791,7 +823,13 @@
               <w:rPr>
                 <w:rFonts w:ascii="Calibri" w:hAnsi="Calibri" w:cs="Calibri"/>
               </w:rPr>
-              <w:t>Team Member</w:t>
+              <w:t>Project</w:t>
+            </w:r>
+            <w:r>
+              <w:rPr>
+                <w:rFonts w:ascii="Calibri" w:hAnsi="Calibri" w:cs="Calibri"/>
+              </w:rPr>
+              <w:t xml:space="preserve"> Member</w:t>
             </w:r>
           </w:p>
         </w:tc>
@@ -829,7 +867,13 @@
               <w:rPr>
                 <w:rFonts w:ascii="Calibri" w:hAnsi="Calibri" w:cs="Calibri"/>
               </w:rPr>
-              <w:t>Team Member</w:t>
+              <w:t>Project</w:t>
+            </w:r>
+            <w:r>
+              <w:rPr>
+                <w:rFonts w:ascii="Calibri" w:hAnsi="Calibri" w:cs="Calibri"/>
+              </w:rPr>
+              <w:t xml:space="preserve"> Member</w:t>
             </w:r>
           </w:p>
         </w:tc>
@@ -867,7 +911,13 @@
               <w:rPr>
                 <w:rFonts w:ascii="Calibri" w:hAnsi="Calibri" w:cs="Calibri"/>
               </w:rPr>
-              <w:t>Team Member</w:t>
+              <w:t>Project</w:t>
+            </w:r>
+            <w:r>
+              <w:rPr>
+                <w:rFonts w:ascii="Calibri" w:hAnsi="Calibri" w:cs="Calibri"/>
+              </w:rPr>
+              <w:t xml:space="preserve"> Member</w:t>
             </w:r>
           </w:p>
         </w:tc>
@@ -907,12 +957,16 @@
             <w:pPr>
               <w:rPr>
                 <w:rFonts w:ascii="Calibri" w:hAnsi="Calibri" w:cs="Calibri"/>
+                <w:b/>
+                <w:bCs/>
                 <w:i/>
               </w:rPr>
             </w:pPr>
             <w:r>
               <w:rPr>
                 <w:rFonts w:ascii="Calibri" w:hAnsi="Calibri" w:cs="Calibri"/>
+                <w:b/>
+                <w:bCs/>
                 <w:i/>
               </w:rPr>
               <w:t>Names</w:t>
@@ -928,12 +982,16 @@
             <w:pPr>
               <w:rPr>
                 <w:rFonts w:ascii="Calibri" w:hAnsi="Calibri" w:cs="Calibri"/>
+                <w:b/>
+                <w:bCs/>
                 <w:i/>
               </w:rPr>
             </w:pPr>
             <w:r>
               <w:rPr>
                 <w:rFonts w:ascii="Calibri" w:hAnsi="Calibri" w:cs="Calibri"/>
+                <w:b/>
+                <w:bCs/>
                 <w:i/>
               </w:rPr>
               <w:t>Representing</w:t>
@@ -1118,6 +1176,7 @@
           <w:rFonts w:ascii="Calibri" w:hAnsi="Calibri" w:cs="Calibri"/>
           <w:b/>
         </w:rPr>
+        <w:lastRenderedPageBreak/>
         <w:t>Agenda</w:t>
       </w:r>
     </w:p>
@@ -2494,13 +2553,6 @@
       <w:pPr>
         <w:rPr>
           <w:rFonts w:ascii="Calibri" w:hAnsi="Calibri" w:cs="Calibri"/>
-        </w:rPr>
-      </w:pPr>
-    </w:p>
-    <w:p>
-      <w:pPr>
-        <w:rPr>
-          <w:rFonts w:ascii="Calibri" w:hAnsi="Calibri" w:cs="Calibri"/>
           <w:b/>
         </w:rPr>
       </w:pPr>
@@ -2517,6 +2569,22 @@
           <w:rFonts w:ascii="Calibri" w:hAnsi="Calibri" w:cs="Calibri"/>
           <w:b/>
         </w:rPr>
+        <w:br w:type="page"/>
+      </w:r>
+    </w:p>
+    <w:p>
+      <w:pPr>
+        <w:rPr>
+          <w:rFonts w:ascii="Calibri" w:hAnsi="Calibri" w:cs="Calibri"/>
+          <w:b/>
+        </w:rPr>
+      </w:pPr>
+      <w:r>
+        <w:rPr>
+          <w:rFonts w:ascii="Calibri" w:hAnsi="Calibri" w:cs="Calibri"/>
+          <w:b/>
+        </w:rPr>
+        <w:lastRenderedPageBreak/>
         <w:t>Next Meeting</w:t>
       </w:r>
       <w:r>
@@ -2982,13 +3050,12 @@
 <w:hdr xmlns:wpc="http://schemas.microsoft.com/office/word/2010/wordprocessingCanvas" xmlns:cx="http://schemas.microsoft.com/office/drawing/2014/chartex" xmlns:cx1="http://schemas.microsoft.com/office/drawing/2015/9/8/chartex" xmlns:cx2="http://schemas.microsoft.com/office/drawing/2015/10/21/chartex" xmlns:cx3="http://schemas.microsoft.com/office/drawing/2016/5/9/chartex" xmlns:cx4="http://schemas.microsoft.com/office/drawing/2016/5/10/chartex" xmlns:cx5="http://schemas.microsoft.com/office/drawing/2016/5/11/chartex" xmlns:cx6="http://schemas.microsoft.com/office/drawing/2016/5/12/chartex" xmlns:cx7="http://schemas.microsoft.com/office/drawing/2016/5/13/chartex" xmlns:cx8="http://schemas.microsoft.com/office/drawing/2016/5/14/chartex" xmlns:mc="http://schemas.openxmlformats.org/markup-compatibility/2006" xmlns:aink="http://schemas.microsoft.com/office/drawing/2016/ink" xmlns:am3d="http://schemas.microsoft.com/office/drawing/2017/model3d" xmlns:o="urn:schemas-microsoft-com:office:office" xmlns:oel="http://schemas.microsoft.com/office/2019/extlst" xmlns:r="http://schemas.openxmlformats.org/officeDocument/2006/relationships" xmlns:m="http://schemas.openxmlformats.org/officeDocument/2006/math" xmlns:v="urn:schemas-microsoft-com:vml" xmlns:wp14="http://schemas.microsoft.com/office/word/2010/wordprocessingDrawing" xmlns:wp="http://schemas.openxmlformats.org/drawingml/2006/wordprocessingDrawing" xmlns:w10="urn:schemas-microsoft-com:office:word" xmlns:w="http://schemas.openxmlformats.org/wordprocessingml/2006/main" xmlns:w14="http://schemas.microsoft.com/office/word/2010/wordml" xmlns:w15="http://schemas.microsoft.com/office/word/2012/wordml" xmlns:w16cex="http://schemas.microsoft.com/office/word/2018/wordml/cex" xmlns:w16cid="http://schemas.microsoft.com/office/word/2016/wordml/cid" xmlns:w16="http://schemas.microsoft.com/office/word/2018/wordml" xmlns:w16du="http://schemas.microsoft.com/office/word/2023/wordml/word16du" xmlns:w16sdtdh="http://schemas.microsoft.com/office/word/2020/wordml/sdtdatahash" xmlns:w16sdtfl="http://schemas.microsoft.com/office/word/2024/wordml/sdtformatlock" xmlns:w16se="http://schemas.microsoft.com/office/word/2015/wordml/symex" xmlns:wpg="http://schemas.microsoft.com/office/word/2010/wordprocessingGroup" xmlns:wpi="http://schemas.microsoft.com/office/word/2010/wordprocessingInk" xmlns:wne="http://schemas.microsoft.com/office/word/2006/wordml" xmlns:wps="http://schemas.microsoft.com/office/word/2010/wordprocessingShape" mc:Ignorable="w14 w15 w16se w16cid w16 w16cex w16sdtdh w16sdtfl w16du wp14">
   <w:p>
     <w:pPr>
-      <w:pStyle w:val="Header"/>
-      <w:jc w:val="center"/>
-      <w:rPr>
-        <w:rFonts w:ascii="Arial" w:hAnsi="Arial" w:cs="Arial"/>
-        <w:b/>
-        <w:sz w:val="32"/>
-        <w:szCs w:val="32"/>
+      <w:pStyle w:val="Title"/>
+      <w:spacing w:before="0"/>
+      <w:rPr>
+        <w:color w:val="339FAD"/>
+        <w:sz w:val="18"/>
+        <w:szCs w:val="18"/>
       </w:rPr>
     </w:pPr>
     <w:r>
@@ -3055,40 +3122,6 @@
         </wp:anchor>
       </w:drawing>
     </w:r>
-  </w:p>
-  <w:p>
-    <w:pPr>
-      <w:pStyle w:val="Header"/>
-      <w:jc w:val="center"/>
-      <w:rPr>
-        <w:rFonts w:ascii="Arial" w:hAnsi="Arial" w:cs="Arial"/>
-        <w:b/>
-        <w:sz w:val="32"/>
-        <w:szCs w:val="32"/>
-      </w:rPr>
-    </w:pPr>
-  </w:p>
-  <w:p>
-    <w:pPr>
-      <w:pStyle w:val="Header"/>
-      <w:jc w:val="center"/>
-      <w:rPr>
-        <w:rFonts w:ascii="Arial" w:hAnsi="Arial" w:cs="Arial"/>
-        <w:b/>
-        <w:sz w:val="32"/>
-        <w:szCs w:val="32"/>
-      </w:rPr>
-    </w:pPr>
-  </w:p>
-  <w:p>
-    <w:pPr>
-      <w:pStyle w:val="Title"/>
-      <w:rPr>
-        <w:color w:val="339FAD"/>
-        <w:sz w:val="18"/>
-        <w:szCs w:val="18"/>
-      </w:rPr>
-    </w:pPr>
     <w:r>
       <w:rPr>
         <w:color w:val="339FAD"/>
@@ -6982,7 +7015,7 @@
       </w:tcPr>
     </w:tblStylePr>
   </w:style>
-  <w:style w:type="table" w:styleId="GridTable1Light-Accent2">
+  <w:style w:type="table" w:styleId="GridTable1LightAccent2">
     <w:name w:val="Grid Table 1 Light Accent 2"/>
     <w:basedOn w:val="TableNormal"/>
     <w:uiPriority w:val="99"/>
@@ -9712,7 +9745,7 @@
       </w:tcPr>
     </w:tblStylePr>
   </w:style>
-  <w:style w:type="table" w:styleId="GridTable6Colorful">
+  <w:style w:type="table" w:styleId="GridTable6Colourful">
     <w:name w:val="Grid Table 6 Colorful"/>
     <w:basedOn w:val="TableNormal"/>
     <w:uiPriority w:val="99"/>
@@ -9783,7 +9816,7 @@
       </w:rPr>
     </w:tblStylePr>
   </w:style>
-  <w:style w:type="table" w:styleId="GridTable6Colorful-Accent1">
+  <w:style w:type="table" w:styleId="GridTable6ColourfulAccent1">
     <w:name w:val="Grid Table 6 Colorful Accent 1"/>
     <w:basedOn w:val="TableNormal"/>
     <w:uiPriority w:val="99"/>
@@ -9854,7 +9887,7 @@
       </w:rPr>
     </w:tblStylePr>
   </w:style>
-  <w:style w:type="table" w:styleId="GridTable6Colorful-Accent2">
+  <w:style w:type="table" w:styleId="GridTable6ColourfulAccent2">
     <w:name w:val="Grid Table 6 Colorful Accent 2"/>
     <w:basedOn w:val="TableNormal"/>
     <w:uiPriority w:val="99"/>
@@ -9925,7 +9958,7 @@
       </w:rPr>
     </w:tblStylePr>
   </w:style>
-  <w:style w:type="table" w:styleId="GridTable6Colorful-Accent3">
+  <w:style w:type="table" w:styleId="GridTable6ColourfulAccent3">
     <w:name w:val="Grid Table 6 Colorful Accent 3"/>
     <w:basedOn w:val="TableNormal"/>
     <w:uiPriority w:val="99"/>
@@ -9996,7 +10029,7 @@
       </w:rPr>
     </w:tblStylePr>
   </w:style>
-  <w:style w:type="table" w:styleId="GridTable6Colorful-Accent4">
+  <w:style w:type="table" w:styleId="GridTable6ColourfulAccent4">
     <w:name w:val="Grid Table 6 Colorful Accent 4"/>
     <w:basedOn w:val="TableNormal"/>
     <w:uiPriority w:val="99"/>
@@ -10067,7 +10100,7 @@
       </w:rPr>
     </w:tblStylePr>
   </w:style>
-  <w:style w:type="table" w:styleId="GridTable6Colorful-Accent5">
+  <w:style w:type="table" w:styleId="GridTable6ColourfulAccent5">
     <w:name w:val="Grid Table 6 Colorful Accent 5"/>
     <w:basedOn w:val="TableNormal"/>
     <w:uiPriority w:val="99"/>
@@ -10138,7 +10171,7 @@
       </w:rPr>
     </w:tblStylePr>
   </w:style>
-  <w:style w:type="table" w:styleId="GridTable6Colorful-Accent6">
+  <w:style w:type="table" w:styleId="GridTable6ColourfulAccent6">
     <w:name w:val="Grid Table 6 Colorful Accent 6"/>
     <w:basedOn w:val="TableNormal"/>
     <w:uiPriority w:val="99"/>
@@ -10209,7 +10242,7 @@
       </w:rPr>
     </w:tblStylePr>
   </w:style>
-  <w:style w:type="table" w:styleId="GridTable7Colorful">
+  <w:style w:type="table" w:styleId="GridTable7Colourful">
     <w:name w:val="Grid Table 7 Colorful"/>
     <w:basedOn w:val="TableNormal"/>
     <w:uiPriority w:val="99"/>
@@ -10323,7 +10356,7 @@
       </w:rPr>
     </w:tblStylePr>
   </w:style>
-  <w:style w:type="table" w:styleId="GridTable7Colorful-Accent1">
+  <w:style w:type="table" w:styleId="GridTable7ColourfulAccent1">
     <w:name w:val="Grid Table 7 Colorful Accent 1"/>
     <w:basedOn w:val="TableNormal"/>
     <w:uiPriority w:val="99"/>
@@ -10437,7 +10470,7 @@
       </w:rPr>
     </w:tblStylePr>
   </w:style>
-  <w:style w:type="table" w:styleId="GridTable7Colorful-Accent2">
+  <w:style w:type="table" w:styleId="GridTable7ColourfulAccent2">
     <w:name w:val="Grid Table 7 Colorful Accent 2"/>
     <w:basedOn w:val="TableNormal"/>
     <w:uiPriority w:val="99"/>
@@ -10551,7 +10584,7 @@
       </w:rPr>
     </w:tblStylePr>
   </w:style>
-  <w:style w:type="table" w:styleId="GridTable7Colorful-Accent3">
+  <w:style w:type="table" w:styleId="GridTable7ColourfulAccent3">
     <w:name w:val="Grid Table 7 Colorful Accent 3"/>
     <w:basedOn w:val="TableNormal"/>
     <w:uiPriority w:val="99"/>
@@ -10665,7 +10698,7 @@
       </w:rPr>
     </w:tblStylePr>
   </w:style>
-  <w:style w:type="table" w:styleId="GridTable7Colorful-Accent4">
+  <w:style w:type="table" w:styleId="GridTable7ColourfulAccent4">
     <w:name w:val="Grid Table 7 Colorful Accent 4"/>
     <w:basedOn w:val="TableNormal"/>
     <w:uiPriority w:val="99"/>
@@ -10779,7 +10812,7 @@
       </w:rPr>
     </w:tblStylePr>
   </w:style>
-  <w:style w:type="table" w:styleId="GridTable7Colorful-Accent5">
+  <w:style w:type="table" w:styleId="GridTable7ColourfulAccent5">
     <w:name w:val="Grid Table 7 Colorful Accent 5"/>
     <w:basedOn w:val="TableNormal"/>
     <w:uiPriority w:val="99"/>
@@ -10893,7 +10926,7 @@
       </w:rPr>
     </w:tblStylePr>
   </w:style>
-  <w:style w:type="table" w:styleId="GridTable7Colorful-Accent6">
+  <w:style w:type="table" w:styleId="GridTable7ColourfulAccent6">
     <w:name w:val="Grid Table 7 Colorful Accent 6"/>
     <w:basedOn w:val="TableNormal"/>
     <w:uiPriority w:val="99"/>
@@ -13758,7 +13791,7 @@
       </w:tcPr>
     </w:tblStylePr>
   </w:style>
-  <w:style w:type="table" w:styleId="ListTable6Colorful">
+  <w:style w:type="table" w:styleId="ListTable6Colourful">
     <w:name w:val="List Table 6 Colorful"/>
     <w:basedOn w:val="TableNormal"/>
     <w:uiPriority w:val="99"/>
@@ -13831,7 +13864,7 @@
       </w:rPr>
     </w:tblStylePr>
   </w:style>
-  <w:style w:type="table" w:styleId="ListTable6Colorful-Accent1">
+  <w:style w:type="table" w:styleId="ListTable6ColourfulAccent1">
     <w:name w:val="List Table 6 Colorful Accent 1"/>
     <w:basedOn w:val="TableNormal"/>
     <w:uiPriority w:val="99"/>
@@ -13904,7 +13937,7 @@
       </w:rPr>
     </w:tblStylePr>
   </w:style>
-  <w:style w:type="table" w:styleId="ListTable6Colorful-Accent2">
+  <w:style w:type="table" w:styleId="ListTable6ColourfulAccent2">
     <w:name w:val="List Table 6 Colorful Accent 2"/>
     <w:basedOn w:val="TableNormal"/>
     <w:uiPriority w:val="99"/>
@@ -13977,7 +14010,7 @@
       </w:rPr>
     </w:tblStylePr>
   </w:style>
-  <w:style w:type="table" w:styleId="ListTable6Colorful-Accent3">
+  <w:style w:type="table" w:styleId="ListTable6ColourfulAccent3">
     <w:name w:val="List Table 6 Colorful Accent 3"/>
     <w:basedOn w:val="TableNormal"/>
     <w:uiPriority w:val="99"/>
@@ -14050,7 +14083,7 @@
       </w:rPr>
     </w:tblStylePr>
   </w:style>
-  <w:style w:type="table" w:styleId="ListTable6Colorful-Accent4">
+  <w:style w:type="table" w:styleId="ListTable6ColourfulAccent4">
     <w:name w:val="List Table 6 Colorful Accent 4"/>
     <w:basedOn w:val="TableNormal"/>
     <w:uiPriority w:val="99"/>
@@ -14123,7 +14156,7 @@
       </w:rPr>
     </w:tblStylePr>
   </w:style>
-  <w:style w:type="table" w:styleId="ListTable6Colorful-Accent5">
+  <w:style w:type="table" w:styleId="ListTable6ColourfulAccent5">
     <w:name w:val="List Table 6 Colorful Accent 5"/>
     <w:basedOn w:val="TableNormal"/>
     <w:uiPriority w:val="99"/>
@@ -14196,7 +14229,7 @@
       </w:rPr>
     </w:tblStylePr>
   </w:style>
-  <w:style w:type="table" w:styleId="ListTable6Colorful-Accent6">
+  <w:style w:type="table" w:styleId="ListTable6ColourfulAccent6">
     <w:name w:val="List Table 6 Colorful Accent 6"/>
     <w:basedOn w:val="TableNormal"/>
     <w:uiPriority w:val="99"/>
@@ -14269,7 +14302,7 @@
       </w:rPr>
     </w:tblStylePr>
   </w:style>
-  <w:style w:type="table" w:styleId="ListTable7Colorful">
+  <w:style w:type="table" w:styleId="ListTable7Colourful">
     <w:name w:val="List Table 7 Colorful"/>
     <w:basedOn w:val="TableNormal"/>
     <w:uiPriority w:val="99"/>
@@ -14380,7 +14413,7 @@
       </w:rPr>
     </w:tblStylePr>
   </w:style>
-  <w:style w:type="table" w:styleId="ListTable7Colorful-Accent1">
+  <w:style w:type="table" w:styleId="ListTable7ColourfulAccent1">
     <w:name w:val="List Table 7 Colorful Accent 1"/>
     <w:basedOn w:val="TableNormal"/>
     <w:uiPriority w:val="99"/>
@@ -14491,7 +14524,7 @@
       </w:rPr>
     </w:tblStylePr>
   </w:style>
-  <w:style w:type="table" w:styleId="ListTable7Colorful-Accent2">
+  <w:style w:type="table" w:styleId="ListTable7ColourfulAccent2">
     <w:name w:val="List Table 7 Colorful Accent 2"/>
     <w:basedOn w:val="TableNormal"/>
     <w:uiPriority w:val="99"/>
@@ -14602,7 +14635,7 @@
       </w:rPr>
     </w:tblStylePr>
   </w:style>
-  <w:style w:type="table" w:styleId="ListTable7Colorful-Accent3">
+  <w:style w:type="table" w:styleId="ListTable7ColourfulAccent3">
     <w:name w:val="List Table 7 Colorful Accent 3"/>
     <w:basedOn w:val="TableNormal"/>
     <w:uiPriority w:val="99"/>
@@ -14713,7 +14746,7 @@
       </w:rPr>
     </w:tblStylePr>
   </w:style>
-  <w:style w:type="table" w:styleId="ListTable7Colorful-Accent4">
+  <w:style w:type="table" w:styleId="ListTable7ColourfulAccent4">
     <w:name w:val="List Table 7 Colorful Accent 4"/>
     <w:basedOn w:val="TableNormal"/>
     <w:uiPriority w:val="99"/>
@@ -14824,7 +14857,7 @@
       </w:rPr>
     </w:tblStylePr>
   </w:style>
-  <w:style w:type="table" w:styleId="ListTable7Colorful-Accent5">
+  <w:style w:type="table" w:styleId="ListTable7ColourfulAccent5">
     <w:name w:val="List Table 7 Colorful Accent 5"/>
     <w:basedOn w:val="TableNormal"/>
     <w:uiPriority w:val="99"/>
@@ -14935,7 +14968,7 @@
       </w:rPr>
     </w:tblStylePr>
   </w:style>
-  <w:style w:type="table" w:styleId="ListTable7Colorful-Accent6">
+  <w:style w:type="table" w:styleId="ListTable7ColourfulAccent6">
     <w:name w:val="List Table 7 Colorful Accent 6"/>
     <w:basedOn w:val="TableNormal"/>
     <w:uiPriority w:val="99"/>
